--- a/Отчет_нир_Красичкова.docx
+++ b/Отчет_нир_Красичкова.docx
@@ -983,11 +983,6 @@
           <w:sz w:val="24"/>
         </w:rPr>
         <w:t>Москва 2026</w:t>
-      </w:r>
-      <w:r>
-        <w:rPr>
-          <w:sz w:val="24"/>
-        </w:rPr>
         <w:br w:type="page"/>
       </w:r>
     </w:p>
@@ -1043,11 +1038,6 @@
           <w:noProof w:val="1"/>
         </w:rPr>
         <w:tab/>
-      </w:r>
-      <w:r>
-        <w:rPr>
-          <w:noProof w:val="1"/>
-        </w:rPr>
         <w:tab/>
       </w:r>
       <w:r>
@@ -1250,14 +1240,14 @@
         <w:pStyle w:val="P11"/>
         <w:rPr>
           <w:noProof w:val="1"/>
-          <w:sz w:val="28"/>
-        </w:rPr>
-      </w:pPr>
-      <w:r>
-        <w:rPr>
-          <w:noProof w:val="1"/>
           <w:sz w:val="22"/>
         </w:rPr>
+      </w:pPr>
+      <w:r>
+        <w:rPr>
+          <w:noProof w:val="1"/>
+          <w:sz w:val="22"/>
+        </w:rPr>
         <w:fldChar w:fldCharType="begin"/>
       </w:r>
       <w:r>
@@ -1291,7 +1281,25 @@
         <w:rPr>
           <w:noProof w:val="1"/>
         </w:rPr>
-        <w:t>8</w:t>
+        <w:fldChar w:fldCharType="begin"/>
+      </w:r>
+      <w:r>
+        <w:rPr>
+          <w:noProof w:val="1"/>
+        </w:rPr>
+        <w:instrText xml:space="preserve"> PAGEREF _Toc239864368 \h </w:instrText>
+      </w:r>
+      <w:r>
+        <w:rPr>
+          <w:noProof w:val="1"/>
+        </w:rPr>
+        <w:fldChar w:fldCharType="separate"/>
+      </w:r>
+      <w:r>
+        <w:rPr>
+          <w:noProof w:val="1"/>
+        </w:rPr>
+        <w:t>9</w:t>
       </w:r>
       <w:r>
         <w:rPr>
@@ -1299,6 +1307,13 @@
         </w:rPr>
         <w:fldChar w:fldCharType="end"/>
       </w:r>
+      <w:r>
+        <w:rPr>
+          <w:noProof w:val="1"/>
+          <w:sz w:val="22"/>
+        </w:rPr>
+        <w:fldChar w:fldCharType="end"/>
+      </w:r>
     </w:p>
     <w:p>
       <w:pPr>
@@ -1320,6 +1335,33 @@
           <w:noProof w:val="1"/>
           <w:sz w:val="22"/>
         </w:rPr>
+        <w:instrText>HYPERLINK \l "_Toc239864368"</w:instrText>
+      </w:r>
+      <w:r>
+        <w:rPr>
+          <w:noProof w:val="1"/>
+          <w:sz w:val="22"/>
+        </w:rPr>
+        <w:fldChar w:fldCharType="separate"/>
+      </w:r>
+      <w:r>
+        <w:rPr>
+          <w:noProof w:val="1"/>
+        </w:rPr>
+        <w:fldChar w:fldCharType="end"/>
+      </w:r>
+      <w:r>
+        <w:rPr>
+          <w:noProof w:val="1"/>
+          <w:sz w:val="22"/>
+        </w:rPr>
+        <w:fldChar w:fldCharType="begin"/>
+      </w:r>
+      <w:r>
+        <w:rPr>
+          <w:noProof w:val="1"/>
+          <w:sz w:val="22"/>
+        </w:rPr>
         <w:instrText>HYPERLINK \l "_Toc239864369"</w:instrText>
       </w:r>
       <w:r>
@@ -1346,7 +1388,25 @@
         <w:rPr>
           <w:noProof w:val="1"/>
         </w:rPr>
-        <w:t>9</w:t>
+        <w:fldChar w:fldCharType="begin"/>
+      </w:r>
+      <w:r>
+        <w:rPr>
+          <w:noProof w:val="1"/>
+        </w:rPr>
+        <w:instrText xml:space="preserve"> PAGEREF _Toc239864369 \h </w:instrText>
+      </w:r>
+      <w:r>
+        <w:rPr>
+          <w:noProof w:val="1"/>
+        </w:rPr>
+        <w:fldChar w:fldCharType="separate"/>
+      </w:r>
+      <w:r>
+        <w:rPr>
+          <w:noProof w:val="1"/>
+        </w:rPr>
+        <w:t>10</w:t>
       </w:r>
       <w:r>
         <w:rPr>
@@ -1354,72 +1414,79 @@
         </w:rPr>
         <w:fldChar w:fldCharType="end"/>
       </w:r>
+      <w:r>
+        <w:rPr>
+          <w:noProof w:val="1"/>
+          <w:sz w:val="22"/>
+        </w:rPr>
+        <w:fldChar w:fldCharType="end"/>
+      </w:r>
     </w:p>
     <w:p>
       <w:pPr>
         <w:pStyle w:val="P11"/>
         <w:rPr>
           <w:noProof w:val="1"/>
+          <w:sz w:val="28"/>
+        </w:rPr>
+      </w:pPr>
+      <w:r>
+        <w:rPr>
+          <w:noProof w:val="1"/>
           <w:sz w:val="22"/>
         </w:rPr>
-      </w:pPr>
+        <w:fldChar w:fldCharType="begin"/>
+      </w:r>
       <w:r>
         <w:rPr>
           <w:noProof w:val="1"/>
           <w:sz w:val="22"/>
         </w:rPr>
+        <w:instrText>HYPERLINK \l "_Toc239864370"</w:instrText>
+      </w:r>
+      <w:r>
+        <w:rPr>
+          <w:noProof w:val="1"/>
+          <w:sz w:val="22"/>
+        </w:rPr>
+        <w:fldChar w:fldCharType="separate"/>
+      </w:r>
+      <w:r>
+        <w:rPr>
+          <w:rStyle w:val="C2"/>
+          <w:noProof w:val="1"/>
+        </w:rPr>
+        <w:t>Заключение</w:t>
+      </w:r>
+      <w:r>
+        <w:rPr>
+          <w:noProof w:val="1"/>
+        </w:rPr>
+        <w:tab/>
+      </w:r>
+      <w:r>
+        <w:rPr>
+          <w:noProof w:val="1"/>
+        </w:rPr>
         <w:fldChar w:fldCharType="begin"/>
       </w:r>
       <w:r>
         <w:rPr>
           <w:noProof w:val="1"/>
-          <w:sz w:val="22"/>
-        </w:rPr>
-        <w:instrText>HYPERLINK \l "_Toc239864370"</w:instrText>
-      </w:r>
-      <w:r>
-        <w:rPr>
-          <w:noProof w:val="1"/>
-          <w:sz w:val="22"/>
+        </w:rPr>
+        <w:instrText xml:space="preserve"> PAGEREF _Toc239864370 \h </w:instrText>
+      </w:r>
+      <w:r>
+        <w:rPr>
+          <w:noProof w:val="1"/>
         </w:rPr>
         <w:fldChar w:fldCharType="separate"/>
       </w:r>
       <w:r>
         <w:rPr>
-          <w:rStyle w:val="C2"/>
-          <w:noProof w:val="1"/>
-        </w:rPr>
-        <w:t>Заключение</w:t>
-      </w:r>
-      <w:r>
-        <w:rPr>
-          <w:noProof w:val="1"/>
-        </w:rPr>
-        <w:tab/>
-      </w:r>
-      <w:r>
-        <w:rPr>
-          <w:noProof w:val="1"/>
-        </w:rPr>
-        <w:fldChar w:fldCharType="begin"/>
-      </w:r>
-      <w:r>
-        <w:rPr>
-          <w:noProof w:val="1"/>
-        </w:rPr>
-        <w:instrText xml:space="preserve"> PAGEREF _Toc239864370 \h </w:instrText>
-      </w:r>
-      <w:r>
-        <w:rPr>
-          <w:noProof w:val="1"/>
-        </w:rPr>
-        <w:fldChar w:fldCharType="separate"/>
-      </w:r>
-      <w:r>
-        <w:rPr>
-          <w:noProof w:val="1"/>
-        </w:rPr>
-        <w:t>11</w:t>
+          <w:noProof w:val="1"/>
+        </w:rPr>
+        <w:t>1</w:t>
       </w:r>
       <w:r>
         <w:rPr>
@@ -1432,6 +1499,13 @@
           <w:noProof w:val="1"/>
         </w:rPr>
         <w:fldChar w:fldCharType="end"/>
+      </w:r>
+      <w:r>
+        <w:rPr>
+          <w:noProof w:val="1"/>
+          <w:sz w:val="28"/>
+        </w:rPr>
+        <w:t>2</w:t>
       </w:r>
     </w:p>
     <w:p>
@@ -1456,11 +1530,6 @@
           <w:noProof w:val="1"/>
         </w:rPr>
         <w:tab/>
-      </w:r>
-      <w:r>
-        <w:rPr>
-          <w:noProof w:val="1"/>
-        </w:rPr>
         <w:tab/>
       </w:r>
     </w:p>
@@ -1481,7 +1550,7 @@
     </w:p>
     <w:p>
       <w:pPr>
-        <w:spacing w:lineRule="auto" w:line="360"/>
+        <w:spacing w:lineRule="auto" w:line="360" w:beforeAutospacing="0" w:afterAutospacing="0"/>
         <w:ind w:firstLine="708"/>
         <w:jc w:val="both"/>
         <w:rPr>
@@ -1497,7 +1566,7 @@
     </w:p>
     <w:p>
       <w:pPr>
-        <w:spacing w:lineRule="auto" w:line="360"/>
+        <w:spacing w:lineRule="auto" w:line="360" w:beforeAutospacing="0" w:afterAutospacing="0"/>
         <w:ind w:firstLine="708"/>
         <w:jc w:val="both"/>
         <w:rPr>
@@ -1552,123 +1621,112 @@
     </w:p>
     <w:p>
       <w:pPr>
-        <w:spacing w:lineRule="auto" w:line="360"/>
-        <w:ind w:firstLine="708"/>
-        <w:jc w:val="both"/>
-        <w:rPr>
-          <w:sz w:val="28"/>
-        </w:rPr>
-      </w:pPr>
+        <w:keepNext w:val="0"/>
+        <w:widowControl w:val="1"/>
+        <w:shd w:val="clear" w:fill="auto"/>
+        <w:spacing w:lineRule="auto" w:line="360" w:after="160" w:beforeAutospacing="0" w:afterAutospacing="0"/>
+        <w:ind w:firstLine="708" w:left="0"/>
+        <w:jc w:val="left"/>
+        <w:rPr>
+          <w:sz w:val="28"/>
+        </w:rPr>
+      </w:pPr>
+      <w:bookmarkStart w:id="3" w:name="_dx_frag_StartFragment"/>
+      <w:bookmarkEnd w:id="3"/>
       <w:r>
         <w:rPr>
           <w:sz w:val="28"/>
         </w:rPr>
         <w:t>Основная задача игрока в разработанной игре – соединить между собой пары точек одинакового цвета на игровом поле.</w:t>
-      </w:r>
-    </w:p>
-    <w:p>
-      <w:pPr>
-        <w:spacing w:lineRule="auto" w:line="360"/>
-        <w:ind w:firstLine="708"/>
-        <w:jc w:val="both"/>
-        <w:rPr>
-          <w:sz w:val="28"/>
-        </w:rPr>
-      </w:pPr>
-      <w:r>
-        <w:rPr>
-          <w:sz w:val="28"/>
-        </w:rPr>
-        <w:t>Игровое поле представляет собой квадратную сетку размером 5 на 5 клеток. Каждая клетка может использоваться для построения одной из цветных линий. На поле располагаются четыре пары цветных точек.</w:t>
-      </w:r>
-    </w:p>
-    <w:p>
-      <w:pPr>
-        <w:spacing w:lineRule="auto" w:line="360"/>
-        <w:ind w:firstLine="708"/>
-        <w:jc w:val="both"/>
-        <w:rPr>
-          <w:sz w:val="28"/>
-        </w:rPr>
-      </w:pPr>
-      <w:r>
-        <w:rPr>
-          <w:sz w:val="28"/>
-        </w:rPr>
-        <w:t>Игрок выбирает точку мышью и начинает проводить от нее линию. Перемещение выполняется по соседним клеткам: вверх, вниз, влево или вправо. Диагональное перемещение не используется.</w:t>
-      </w:r>
-    </w:p>
-    <w:p>
-      <w:pPr>
-        <w:spacing w:lineRule="auto" w:line="360"/>
-        <w:ind w:firstLine="708"/>
-        <w:jc w:val="both"/>
-        <w:rPr>
-          <w:sz w:val="28"/>
-        </w:rPr>
-      </w:pPr>
-      <w:r>
-        <w:rPr>
-          <w:sz w:val="28"/>
-        </w:rPr>
-        <w:t>Линия одного цвета не может проходить через линию другого цвета. При построении также проверяется занятость клетки. Если клетка занята линией другого цвета, переход в нее запрещается.</w:t>
-      </w:r>
-    </w:p>
-    <w:p>
-      <w:pPr>
-        <w:spacing w:lineRule="auto" w:line="360"/>
-        <w:ind w:firstLine="708"/>
-        <w:jc w:val="both"/>
-        <w:rPr>
-          <w:sz w:val="28"/>
-        </w:rPr>
-      </w:pPr>
-      <w:r>
-        <w:rPr>
-          <w:sz w:val="28"/>
-        </w:rPr>
-        <w:t>Уровень считается выполненным, когда все четыре пары точек соединены и все клетки игрового поля заняты линиями. После выполнения условия игрок получает 100 очков, номер уровня увеличивается, и загружается следующий.</w:t>
-      </w:r>
-    </w:p>
-    <w:p>
-      <w:pPr>
-        <w:spacing w:lineRule="auto" w:line="360"/>
-        <w:ind w:firstLine="708"/>
-        <w:jc w:val="both"/>
-        <w:rPr>
-          <w:sz w:val="28"/>
-        </w:rPr>
-      </w:pPr>
-      <w:r>
-        <w:rPr>
-          <w:sz w:val="28"/>
-        </w:rPr>
-        <w:t>Для повторного прохождения текущего уровня предусмотрена клавиша R. При ее нажатии построенные пути удаляются, а текущий уровень начинается заново.</w:t>
-      </w:r>
-    </w:p>
-    <w:p>
-      <w:pPr>
-        <w:spacing w:lineRule="auto" w:line="360"/>
-        <w:ind w:firstLine="708"/>
-        <w:jc w:val="both"/>
-        <w:rPr>
-          <w:sz w:val="28"/>
-        </w:rPr>
-      </w:pPr>
-      <w:r>
-        <w:rPr>
-          <w:sz w:val="28"/>
-        </w:rPr>
-        <w:t>Уровни создаются программно. В программе задано 100 уровней. Для получения разных вариантов расположения точек используются отражения и повороты координат.</w:t>
-      </w:r>
-    </w:p>
-    <w:p>
-      <w:pPr>
-        <w:spacing w:lineRule="auto" w:line="259" w:after="160" w:beforeAutospacing="0" w:afterAutospacing="0"/>
-        <w:rPr>
-          <w:sz w:val="28"/>
-        </w:rPr>
-      </w:pPr>
+        <w:br w:type="textWrapping"/>
+        <w:t>Игровое поле имеет размер 5×5 клеток. На нём расположены четыре пары точек разных цветов.</w:t>
+      </w:r>
+    </w:p>
+    <w:p>
+      <w:pPr>
+        <w:keepNext w:val="0"/>
+        <w:widowControl w:val="1"/>
+        <w:shd w:val="clear" w:fill="auto"/>
+        <w:spacing w:lineRule="auto" w:line="360" w:after="160" w:beforeAutospacing="0" w:afterAutospacing="0"/>
+        <w:ind w:firstLine="708" w:left="0"/>
+        <w:jc w:val="both"/>
+        <w:rPr>
+          <w:sz w:val="28"/>
+        </w:rPr>
+      </w:pPr>
+      <w:bookmarkStart w:id="4" w:name="_dx_frag_StartFragment"/>
+      <w:bookmarkEnd w:id="4"/>
+      <w:r>
+        <w:rPr>
+          <w:sz w:val="28"/>
+        </w:rPr>
+        <w:t xml:space="preserve">Игрок должен соединить точки одного цвета, проводя путь по соседним клеткам. Двигаться можно только вверх, вниз, влево и вправо. </w:t>
+      </w:r>
+    </w:p>
+    <w:p>
+      <w:pPr>
+        <w:keepNext w:val="0"/>
+        <w:widowControl w:val="1"/>
+        <w:shd w:val="clear" w:fill="auto"/>
+        <w:spacing w:lineRule="auto" w:line="360" w:after="160" w:beforeAutospacing="0" w:afterAutospacing="0"/>
+        <w:ind w:firstLine="708" w:left="0"/>
+        <w:jc w:val="both"/>
+        <w:rPr>
+          <w:sz w:val="28"/>
+        </w:rPr>
+      </w:pPr>
+      <w:r>
+        <w:rPr>
+          <w:sz w:val="28"/>
+        </w:rPr>
+        <w:t xml:space="preserve">При построении пути программа проверяет границы игрового поля и занятость клеток. Нельзя перейти на клетку, которая уже используется путем другого цвета, а также нельзя пройти через точку другого цвета. </w:t>
+      </w:r>
+    </w:p>
+    <w:p>
+      <w:pPr>
+        <w:keepNext w:val="0"/>
+        <w:widowControl w:val="1"/>
+        <w:shd w:val="clear" w:fill="auto"/>
+        <w:spacing w:lineRule="auto" w:line="360" w:after="160" w:beforeAutospacing="0" w:afterAutospacing="0"/>
+        <w:ind w:firstLine="708" w:left="0"/>
+        <w:jc w:val="both"/>
+        <w:rPr>
+          <w:sz w:val="28"/>
+        </w:rPr>
+      </w:pPr>
+      <w:r>
+        <w:rPr>
+          <w:sz w:val="28"/>
+        </w:rPr>
+        <w:t xml:space="preserve">Уровень считается пройденным, когда все четыре пары соединены, а все 25 клеток игрового поля заняты путями. </w:t>
+      </w:r>
+    </w:p>
+    <w:p>
+      <w:pPr>
+        <w:keepNext w:val="0"/>
+        <w:widowControl w:val="1"/>
+        <w:shd w:val="clear" w:fill="auto"/>
+        <w:spacing w:lineRule="auto" w:line="360" w:after="160" w:beforeAutospacing="0" w:afterAutospacing="0"/>
+        <w:ind w:firstLine="708" w:left="0"/>
+        <w:jc w:val="both"/>
+        <w:rPr>
+          <w:rFonts w:ascii="Times New Roman" w:hAnsi="Times New Roman"/>
+          <w:sz w:val="28"/>
+        </w:rPr>
+      </w:pPr>
+      <w:r>
+        <w:rPr>
+          <w:sz w:val="28"/>
+        </w:rPr>
+        <w:t>За прохождение уровня игрок получает 100 очков. После этого загружается следующий уровень. Всего в игре предусмотрено 100 уровней. После прохождения последнего уровня игра возвращается к первому. Также пользователь может перезапустить текущий уровень с помощью клавиши R.</w:t>
+      </w:r>
+      <w:r>
+        <w:rPr>
+          <w:rFonts w:ascii="Times New Roman" w:hAnsi="Times New Roman"/>
+          <w:sz w:val="28"/>
+        </w:rPr>
+        <w:br w:type="textWrapping"/>
+      </w:r>
     </w:p>
     <w:p>
       <w:pPr>
@@ -1679,11 +1737,11 @@
         </w:numPr>
         <w:ind w:firstLine="0" w:left="0"/>
       </w:pPr>
-      <w:bookmarkStart w:id="3" w:name="_Toc239864367"/>
+      <w:bookmarkStart w:id="5" w:name="_Toc239864367"/>
       <w:r>
         <w:t>Архитектура программы</w:t>
       </w:r>
-      <w:bookmarkEnd w:id="3"/>
+      <w:bookmarkEnd w:id="5"/>
     </w:p>
     <w:p>
       <w:pPr>
@@ -1694,6 +1752,8 @@
           <w:sz w:val="28"/>
         </w:rPr>
       </w:pPr>
+      <w:bookmarkStart w:id="6" w:name="_dx_frag_StartFragment"/>
+      <w:bookmarkEnd w:id="6"/>
       <w:r>
         <w:rPr>
           <w:sz w:val="28"/>
@@ -1703,121 +1763,192 @@
     </w:p>
     <w:p>
       <w:pPr>
+        <w:keepNext w:val="0"/>
+        <w:widowControl w:val="1"/>
+        <w:shd w:val="clear" w:fill="auto"/>
+        <w:spacing w:lineRule="auto" w:line="360" w:beforeAutospacing="0" w:afterAutospacing="0"/>
+        <w:ind w:firstLine="708"/>
+        <w:jc w:val="both"/>
+        <w:rPr>
+          <w:sz w:val="28"/>
+        </w:rPr>
+      </w:pPr>
+      <w:bookmarkStart w:id="7" w:name="_dx_frag_StartFragment"/>
+      <w:bookmarkEnd w:id="7"/>
+      <w:r>
+        <w:rPr>
+          <w:sz w:val="28"/>
+        </w:rPr>
+        <w:t xml:space="preserve">Основные части программы разделены на несколько файлов: Point.h, Level.h, Level.cpp, Game.h, Game.cpp и main.cpp. </w:t>
+      </w:r>
+    </w:p>
+    <w:p>
+      <w:pPr>
+        <w:keepNext w:val="0"/>
+        <w:widowControl w:val="1"/>
+        <w:shd w:val="clear" w:fill="auto"/>
+        <w:spacing w:lineRule="auto" w:line="360" w:beforeAutospacing="0" w:afterAutospacing="0"/>
+        <w:ind w:firstLine="708"/>
+        <w:jc w:val="both"/>
+        <w:rPr>
+          <w:sz w:val="28"/>
+        </w:rPr>
+      </w:pPr>
+      <w:r>
+        <w:rPr>
+          <w:sz w:val="28"/>
+        </w:rPr>
+        <w:t xml:space="preserve">Для хранения информации о точках используется структура Point. Она содержит три поля: x и y задают координаты клетки на игровом поле, а color хранит номер цвета точки. Благодаря этому для каждой точки можно определить ее положение и цвет. </w:t>
+      </w:r>
+    </w:p>
+    <w:p>
+      <w:pPr>
+        <w:keepNext w:val="0"/>
+        <w:widowControl w:val="1"/>
+        <w:shd w:val="clear" w:fill="auto"/>
+        <w:spacing w:lineRule="auto" w:line="360" w:beforeAutospacing="0" w:afterAutospacing="0"/>
+        <w:ind w:firstLine="708"/>
+        <w:jc w:val="both"/>
+        <w:rPr>
+          <w:sz w:val="28"/>
+        </w:rPr>
+      </w:pPr>
+      <w:r>
+        <w:rPr>
+          <w:sz w:val="28"/>
+        </w:rPr>
+        <w:t xml:space="preserve">За создание игровых уровней отвечает класс Level. В нем используется метод makeSnake(), который создает последовательность всех клеток игрового поля. Клетки добавляются последовательно по строкам, причем направление движения в каждой следующей строке меняется. Это позволяет получить непрерывную последовательность клеток. </w:t>
+      </w:r>
+    </w:p>
+    <w:p>
+      <w:pPr>
+        <w:keepNext w:val="0"/>
+        <w:widowControl w:val="1"/>
+        <w:shd w:val="clear" w:fill="auto"/>
+        <w:spacing w:lineRule="auto" w:line="360" w:beforeAutospacing="0" w:afterAutospacing="0"/>
+        <w:ind w:firstLine="708"/>
+        <w:jc w:val="both"/>
+        <w:rPr>
+          <w:sz w:val="28"/>
+        </w:rPr>
+      </w:pPr>
+      <w:r>
+        <w:rPr>
+          <w:sz w:val="28"/>
+        </w:rPr>
+        <w:t xml:space="preserve">Метод createLevel() использует эту последовательность для создания четырех пар цветных точек. Для каждого цвета выбираются две клетки, которые становятся началом и концом пути. Номер текущего уровня передается в этот метод, поэтому для разных уровней расположение точек изменяется. </w:t>
+      </w:r>
+    </w:p>
+    <w:p>
+      <w:pPr>
+        <w:keepNext w:val="0"/>
+        <w:widowControl w:val="1"/>
+        <w:shd w:val="clear" w:fill="auto"/>
+        <w:spacing w:lineRule="auto" w:line="360" w:beforeAutospacing="0" w:afterAutospacing="0"/>
+        <w:ind w:firstLine="708"/>
+        <w:jc w:val="both"/>
+        <w:rPr>
+          <w:sz w:val="28"/>
+        </w:rPr>
+      </w:pPr>
+      <w:r>
+        <w:rPr>
+          <w:sz w:val="28"/>
+        </w:rPr>
+        <w:t xml:space="preserve">Для изменения расположения точек используется метод change(). Он выполняет отражения и повороты координат игрового поля. Благодаря этому не требуется вручную задавать расположение точек для каждого из 100 уровней. </w:t>
+      </w:r>
+    </w:p>
+    <w:p>
+      <w:pPr>
+        <w:keepNext w:val="0"/>
+        <w:widowControl w:val="1"/>
+        <w:shd w:val="clear" w:fill="auto"/>
+        <w:spacing w:lineRule="auto" w:line="360" w:beforeAutospacing="0" w:afterAutospacing="0"/>
+        <w:ind w:firstLine="708"/>
+        <w:jc w:val="both"/>
+        <w:rPr>
+          <w:sz w:val="28"/>
+        </w:rPr>
+      </w:pPr>
+      <w:r>
+        <w:rPr>
+          <w:sz w:val="28"/>
+        </w:rPr>
+        <w:t xml:space="preserve">Основная работа игры выполняется в классе Game. В нем создается окно размером с игровое поле, хранятся текущий уровень и количество набранных очков, а также информация о выбранном цвете и процессе рисования. </w:t>
+      </w:r>
+    </w:p>
+    <w:p>
+      <w:pPr>
+        <w:keepNext w:val="0"/>
+        <w:widowControl w:val="1"/>
+        <w:shd w:val="clear" w:fill="auto"/>
+        <w:spacing w:lineRule="auto" w:line="360" w:beforeAutospacing="0" w:afterAutospacing="0"/>
+        <w:ind w:firstLine="708"/>
+        <w:jc w:val="both"/>
+        <w:rPr>
+          <w:sz w:val="28"/>
+        </w:rPr>
+      </w:pPr>
+      <w:r>
+        <w:rPr>
+          <w:sz w:val="28"/>
+        </w:rPr>
+        <w:t xml:space="preserve">Вектор dots хранит точки текущего уровня. Для каждого из четырех цветов используется отдельный вектор paths. В этих векторах хранится последовательность клеток, через которые проходит построенная игроком линия. </w:t>
+      </w:r>
+    </w:p>
+    <w:p>
+      <w:pPr>
+        <w:keepNext w:val="0"/>
+        <w:widowControl w:val="1"/>
+        <w:shd w:val="clear" w:fill="auto"/>
+        <w:spacing w:lineRule="auto" w:line="360" w:beforeAutospacing="0" w:afterAutospacing="0"/>
+        <w:ind w:firstLine="708"/>
+        <w:jc w:val="both"/>
+        <w:rPr>
+          <w:sz w:val="28"/>
+        </w:rPr>
+      </w:pPr>
+      <w:r>
+        <w:rPr>
+          <w:sz w:val="28"/>
+        </w:rPr>
+        <w:t xml:space="preserve">Переменная level хранит номер текущего уровня, а score — количество набранных очков. Переменная currentColor показывает, линию какого цвета сейчас рисует игрок. Переменная drawing показывает, находится ли игрок в процессе построения линии. Переменная last хранит последнюю клетку построенного пути. </w:t>
+      </w:r>
+    </w:p>
+    <w:p>
+      <w:pPr>
+        <w:keepNext w:val="0"/>
+        <w:widowControl w:val="1"/>
+        <w:shd w:val="clear" w:fill="auto"/>
+        <w:spacing w:lineRule="auto" w:line="360" w:beforeAutospacing="0" w:afterAutospacing="0"/>
+        <w:ind w:firstLine="708"/>
+        <w:jc w:val="both"/>
+        <w:rPr>
+          <w:sz w:val="28"/>
+        </w:rPr>
+      </w:pPr>
+      <w:r>
+        <w:rPr>
+          <w:sz w:val="28"/>
+        </w:rPr>
+        <w:t>После запуска игры метод reset() создает текущий уровень и очищает все ранее построенные пути. Эта функция также используется при нажатии клавиши R, чтобы начать текущий уровень заново.</w:t>
+      </w:r>
+    </w:p>
+    <w:p>
+      <w:pPr>
         <w:spacing w:lineRule="auto" w:line="360"/>
-        <w:ind w:firstLine="708"/>
-        <w:jc w:val="both"/>
-        <w:rPr>
-          <w:sz w:val="28"/>
-        </w:rPr>
-      </w:pPr>
-      <w:r>
-        <w:rPr>
-          <w:sz w:val="28"/>
-        </w:rPr>
-        <w:t>Для хранения координат используется структура Point. Она содержит поля x и y, задающие положение клетки, и поле color, определяющее цвет точки или пути.</w:t>
-      </w:r>
-    </w:p>
-    <w:p>
-      <w:pPr>
-        <w:spacing w:lineRule="auto" w:line="360"/>
-        <w:ind w:firstLine="708"/>
-        <w:jc w:val="both"/>
-        <w:rPr>
-          <w:sz w:val="28"/>
-        </w:rPr>
-      </w:pPr>
-      <w:r>
-        <w:rPr>
-          <w:sz w:val="28"/>
-        </w:rPr>
-        <w:t>Вектор dots хранит точки текущего уровня. Для каждого из четырех цветов существует отдельный вектор paths, в котором хранится последовательность клеток построенной линии.</w:t>
-      </w:r>
-    </w:p>
-    <w:p>
-      <w:pPr>
-        <w:spacing w:lineRule="auto" w:line="360"/>
-        <w:ind w:firstLine="708"/>
-        <w:jc w:val="both"/>
-        <w:rPr>
-          <w:sz w:val="28"/>
-        </w:rPr>
-      </w:pPr>
-      <w:r>
-        <w:rPr>
-          <w:sz w:val="28"/>
-        </w:rPr>
-        <w:t>Основные переменные программы хранят номер уровня, счет, выбранный цвет и состояние построения. Переменная drawing показывает, находится ли игрок в процессе проведения линии.</w:t>
-      </w:r>
-    </w:p>
-    <w:p>
-      <w:pPr>
-        <w:spacing w:lineRule="auto" w:line="360"/>
-        <w:ind w:firstLine="708"/>
-        <w:jc w:val="both"/>
-        <w:rPr>
-          <w:sz w:val="28"/>
-        </w:rPr>
-      </w:pPr>
-      <w:r>
-        <w:rPr>
-          <w:sz w:val="28"/>
-        </w:rPr>
-        <w:t>Функция makeSnake() создает непрерывную последовательность клеток игрового поля. Функция createLevel() использует эту последовательность для формирования четырех пар точек.</w:t>
-      </w:r>
-    </w:p>
-    <w:p>
-      <w:pPr>
-        <w:spacing w:lineRule="auto" w:line="360"/>
-        <w:ind w:firstLine="708"/>
-        <w:jc w:val="both"/>
-        <w:rPr>
-          <w:sz w:val="28"/>
-        </w:rPr>
-      </w:pPr>
-      <w:r>
-        <w:rPr>
-          <w:sz w:val="28"/>
-        </w:rPr>
-        <w:t>Функция reset() очищает построенные пути и заново создает текущий уровень. Функции isDot() и occupiedBy() проверяют наличие точки и занятость клетки.</w:t>
-      </w:r>
-    </w:p>
-    <w:p>
-      <w:pPr>
-        <w:spacing w:lineRule="auto" w:line="360"/>
-        <w:ind w:firstLine="708"/>
-        <w:jc w:val="both"/>
-        <w:rPr>
-          <w:sz w:val="28"/>
-        </w:rPr>
-      </w:pPr>
-      <w:r>
-        <w:rPr>
-          <w:sz w:val="28"/>
-        </w:rPr>
-        <w:t>Основная проверка прохождения выполняется функциями connected() и completed(). Отрисовка поля и объектов выполняется функциями drawBoard(), drawLine() и drawDot().</w:t>
-      </w:r>
-    </w:p>
-    <w:p>
-      <w:pPr>
-        <w:jc w:val="both"/>
-        <w:rPr>
-          <w:sz w:val="28"/>
-        </w:rPr>
-      </w:pPr>
-    </w:p>
-    <w:p>
-      <w:pPr>
-        <w:jc w:val="both"/>
-      </w:pPr>
-      <w:bookmarkStart w:id="4" w:name="_dx_frag_StartFragment"/>
-      <w:bookmarkEnd w:id="4"/>
-      <w:r>
-        <w:t> </w:t>
-      </w:r>
+        <w:jc w:val="center"/>
+        <w:rPr>
+          <w:rFonts w:ascii="Times New Roman" w:hAnsi="Times New Roman"/>
+          <w:sz w:val="28"/>
+        </w:rPr>
+      </w:pPr>
+      <w:bookmarkStart w:id="8" w:name="_dx_frag_StartFragment"/>
+      <w:bookmarkEnd w:id="8"/>
       <w:r>
         <w:drawing>
           <wp:inline xmlns:wp="http://schemas.openxmlformats.org/drawingml/2006/wordprocessingDrawing">
-            <wp:extent cx="5105400" cy="3208020"/>
+            <wp:extent cx="1752600" cy="3764280"/>
             <wp:docPr id="2" name="Picture 2"/>
             <a:graphic xmlns:a="http://schemas.openxmlformats.org/drawingml/2006/main">
               <a:graphicData uri="http://schemas.openxmlformats.org/drawingml/2006/picture">
@@ -1835,7 +1966,7 @@
                   <pic:spPr>
                     <a:xfrm>
                       <a:off x="0" y="0"/>
-                      <a:ext cx="5105400" cy="3208020"/>
+                      <a:ext cx="1752600" cy="3764280"/>
                     </a:xfrm>
                     <a:prstGeom prst="rect"/>
                     <a:noFill/>
@@ -1846,569 +1977,154 @@
           </wp:inline>
         </w:drawing>
       </w:r>
-      <w:r>
-        <w:t xml:space="preserve"> </w:t>
-      </w:r>
-    </w:p>
-    <w:p>
-      <w:pPr>
-        <w:spacing w:lineRule="auto" w:line="360" w:beforeAutospacing="0" w:afterAutospacing="0"/>
+    </w:p>
+    <w:p>
+      <w:pPr>
+        <w:keepNext w:val="0"/>
+        <w:widowControl w:val="1"/>
+        <w:shd w:val="clear" w:fill="auto"/>
+        <w:spacing w:lineRule="auto" w:line="360" w:beforeAutospacing="0" w:afterAutospacing="0"/>
+        <w:ind w:firstLine="708" w:left="0"/>
         <w:jc w:val="center"/>
         <w:rPr>
-          <w:sz w:val="28"/>
-        </w:rPr>
-      </w:pPr>
-      <w:r>
-        <w:rPr>
-          <w:sz w:val="28"/>
-        </w:rPr>
-        <w:t>Рисунок 1 - Структура программы FlowGame.</w:t>
-      </w:r>
-    </w:p>
-    <w:p>
-      <w:pPr>
-        <w:spacing w:lineRule="auto" w:line="360" w:beforeAutospacing="0" w:afterAutospacing="0"/>
-        <w:ind w:hanging="0" w:left="0"/>
+          <w:rFonts w:ascii="Times New Roman" w:hAnsi="Times New Roman"/>
+          <w:sz w:val="28"/>
+        </w:rPr>
+      </w:pPr>
+      <w:bookmarkStart w:id="9" w:name="_dx_frag_StartFragment"/>
+      <w:bookmarkEnd w:id="9"/>
+      <w:bookmarkStart w:id="10" w:name="_dx_frag_StartFragment"/>
+      <w:bookmarkEnd w:id="10"/>
+      <w:r>
+        <w:rPr>
+          <w:rFonts w:ascii="Times New Roman" w:hAnsi="Times New Roman"/>
+          <w:sz w:val="28"/>
+        </w:rPr>
+        <w:t>Рисунок 1 - диаграмма основных классов программы.</w:t>
+      </w:r>
+    </w:p>
+    <w:p>
+      <w:pPr>
+        <w:keepNext w:val="0"/>
+        <w:widowControl w:val="1"/>
+        <w:shd w:val="clear" w:fill="auto"/>
+        <w:spacing w:lineRule="auto" w:line="360" w:beforeAutospacing="0" w:afterAutospacing="0"/>
+        <w:ind w:firstLine="708" w:left="0"/>
+        <w:jc w:val="both"/>
+        <w:rPr>
+          <w:rFonts w:ascii="Times New Roman" w:hAnsi="Times New Roman"/>
+          <w:sz w:val="28"/>
+        </w:rPr>
+      </w:pPr>
+      <w:r>
+        <w:rPr>
+          <w:rFonts w:ascii="Times New Roman" w:hAnsi="Times New Roman"/>
+          <w:sz w:val="28"/>
+        </w:rPr>
+        <w:t>За обработку действий пользователя отвечает метод handleEvents(). Он получает события SFML и определяет, что сделал игрок. При закрытии окна программа завершает работу. При нажатии клавиши R текущий уровень запускается заново. При нажатии левой кнопки мыши начинается построение линии, а при движении мыши линия продолжается.</w:t>
+      </w:r>
+    </w:p>
+    <w:p>
+      <w:pPr>
+        <w:keepNext w:val="0"/>
+        <w:widowControl w:val="1"/>
+        <w:shd w:val="clear" w:fill="auto"/>
+        <w:spacing w:lineRule="auto" w:line="360" w:beforeAutospacing="0" w:afterAutospacing="0"/>
+        <w:ind w:firstLine="708" w:left="0"/>
+        <w:jc w:val="both"/>
+        <w:rPr>
+          <w:rFonts w:ascii="Times New Roman" w:hAnsi="Times New Roman"/>
+          <w:sz w:val="28"/>
+        </w:rPr>
+      </w:pPr>
+      <w:r>
+        <w:rPr>
+          <w:rFonts w:ascii="Times New Roman" w:hAnsi="Times New Roman"/>
+          <w:sz w:val="28"/>
+        </w:rPr>
+        <w:t>Метод startDrawing() проверяет клетку, на которую нажал игрок. Если в ней находится цветная точка, выбирается соответствующий цвет и начинается новый путь.</w:t>
+      </w:r>
+    </w:p>
+    <w:p>
+      <w:pPr>
+        <w:keepNext w:val="0"/>
+        <w:widowControl w:val="1"/>
+        <w:shd w:val="clear" w:fill="auto"/>
+        <w:spacing w:lineRule="auto" w:line="360" w:beforeAutospacing="0" w:afterAutospacing="0"/>
+        <w:ind w:firstLine="708" w:left="0"/>
+        <w:jc w:val="both"/>
+        <w:rPr>
+          <w:rFonts w:ascii="Times New Roman" w:hAnsi="Times New Roman"/>
+          <w:sz w:val="28"/>
+        </w:rPr>
+      </w:pPr>
+      <w:r>
+        <w:rPr>
+          <w:rFonts w:ascii="Times New Roman" w:hAnsi="Times New Roman"/>
+          <w:sz w:val="28"/>
+        </w:rPr>
+        <w:t>Продолжение пути выполняется методом continueDrawing(). Сначала проверяется, находится ли новая клетка внутри игрового поля. Затем проверяется, является ли она соседней с последней клеткой пути. Перейти можно только вверх, вниз, влево или вправо. Диагональное перемещение запрещается.</w:t>
+      </w:r>
+    </w:p>
+    <w:p>
+      <w:pPr>
+        <w:keepNext w:val="0"/>
+        <w:widowControl w:val="1"/>
+        <w:shd w:val="clear" w:fill="auto"/>
+        <w:spacing w:lineRule="auto" w:line="360" w:beforeAutospacing="0" w:afterAutospacing="0"/>
+        <w:ind w:firstLine="708" w:left="0"/>
+        <w:jc w:val="both"/>
+        <w:rPr>
+          <w:rFonts w:ascii="Times New Roman" w:hAnsi="Times New Roman"/>
+          <w:sz w:val="28"/>
+        </w:rPr>
+      </w:pPr>
+      <w:r>
+        <w:rPr>
+          <w:rFonts w:ascii="Times New Roman" w:hAnsi="Times New Roman"/>
+          <w:sz w:val="28"/>
+        </w:rPr>
+        <w:t>Также проверяется, не занята ли выбранная клетка путем другого цвета. Если клетка уже используется другим цветом, перейти в нее нельзя. Если игрок возвращается на клетку своего собственного пути, лишняя часть пути удаляется, что позволяет исправлять ошибку при рисовании.</w:t>
+      </w:r>
+    </w:p>
+    <w:p>
+      <w:pPr>
+        <w:keepNext w:val="0"/>
+        <w:widowControl w:val="1"/>
+        <w:shd w:val="clear" w:fill="auto"/>
+        <w:spacing w:lineRule="auto" w:line="360" w:beforeAutospacing="0" w:afterAutospacing="0"/>
+        <w:ind w:firstLine="708" w:left="0"/>
+        <w:jc w:val="both"/>
+        <w:rPr>
+          <w:rFonts w:ascii="Times New Roman" w:hAnsi="Times New Roman"/>
+          <w:sz w:val="28"/>
+        </w:rPr>
+      </w:pPr>
+      <w:r>
+        <w:rPr>
+          <w:rFonts w:ascii="Times New Roman" w:hAnsi="Times New Roman"/>
+          <w:sz w:val="28"/>
+        </w:rPr>
+        <w:t>После отпускания кнопки мыши вызывается метод stopDrawing(). Он проверяет, выполнен ли уровень. Для этого используется метод completed(), который проверяет соединение всех четырех пар точек и количество занятых клеток игрового поля.</w:t>
+      </w:r>
+    </w:p>
+    <w:p>
+      <w:pPr>
+        <w:keepNext w:val="0"/>
+        <w:widowControl w:val="1"/>
+        <w:shd w:val="clear" w:fill="auto"/>
+        <w:spacing w:lineRule="auto" w:line="360" w:beforeAutospacing="0" w:afterAutospacing="0"/>
+        <w:ind w:firstLine="708" w:left="0"/>
         <w:jc w:val="center"/>
         <w:rPr>
-          <w:sz w:val="28"/>
-        </w:rPr>
-      </w:pPr>
-    </w:p>
-    <w:p>
-      <w:pPr>
-        <w:spacing w:lineRule="auto" w:line="360"/>
-        <w:ind w:firstLine="708"/>
-        <w:jc w:val="both"/>
-        <w:rPr>
-          <w:sz w:val="28"/>
-        </w:rPr>
-      </w:pPr>
-      <w:r>
-        <w:rPr>
-          <w:sz w:val="28"/>
-        </w:rPr>
-        <w:t>Функция connected() проверяет, присутствуют ли обе конечные точки соответствующего цвета в построенном пути. Если хотя бы одна точка отсутствует, данный цвет считается незавершенным.</w:t>
-      </w:r>
-    </w:p>
-    <w:p>
-      <w:pPr>
-        <w:spacing w:lineRule="auto" w:line="360"/>
-        <w:ind w:firstLine="708"/>
-        <w:jc w:val="both"/>
-        <w:rPr>
-          <w:sz w:val="28"/>
-        </w:rPr>
-      </w:pPr>
-      <w:r>
-        <w:rPr>
-          <w:sz w:val="28"/>
-        </w:rPr>
-        <w:t>Функция completed() выполняет общую проверку уровня. Для каждого из четырех цветов вызывается connected(). Если какой-либо цвет не соединен, уровень не считается завершенным. Затем подсчитывается количество клеток всех построенных путей. Оно должно быть равно 25 – количеству клеток поля.</w:t>
-      </w:r>
-    </w:p>
-    <w:p>
-      <w:pPr>
-        <w:spacing w:lineRule="auto" w:line="360"/>
-        <w:ind w:firstLine="708"/>
-        <w:jc w:val="both"/>
-        <w:rPr>
-          <w:sz w:val="28"/>
-        </w:rPr>
-      </w:pPr>
-      <w:r>
-        <w:rPr>
-          <w:sz w:val="28"/>
-        </w:rPr>
-        <w:t>Построение линии происходит при обработке события перемещения мыши. Координаты курсора переводятся в координаты клетки. После этого проверяется, является ли новая клетка соседней с последней клеткой пути.</w:t>
-      </w:r>
-    </w:p>
-    <w:p>
-      <w:pPr>
-        <w:spacing w:lineRule="auto" w:line="360"/>
-        <w:ind w:firstLine="708"/>
-        <w:jc w:val="both"/>
-        <w:rPr>
-          <w:sz w:val="28"/>
-        </w:rPr>
-      </w:pPr>
-      <w:r>
-        <w:rPr>
-          <w:sz w:val="28"/>
-        </w:rPr>
-        <w:t>Условие dx + dy == 1 позволяет сделать только переход на одну соседнюю клетку по горизонтали или вертикали. Переход по диагонали таким образом не проходит проверку.</w:t>
-      </w:r>
-    </w:p>
-    <w:p>
-      <w:pPr>
-        <w:spacing w:lineRule="auto" w:line="360"/>
-        <w:ind w:firstLine="708"/>
-        <w:jc w:val="both"/>
-        <w:rPr>
-          <w:sz w:val="28"/>
-        </w:rPr>
-      </w:pPr>
-      <w:r>
-        <w:rPr>
-          <w:sz w:val="28"/>
-        </w:rPr>
-        <w:t>Если новая клетка содержит точку другого цвета или занята путем другого цвета, переход запрещается. Если пользователь возвращается на клетку своего пути, лишняя часть пути удаляется.</w:t>
-      </w:r>
-    </w:p>
-    <w:p>
-      <w:pPr>
-        <w:spacing w:lineRule="auto" w:line="360"/>
-        <w:ind w:firstLine="708"/>
-        <w:jc w:val="both"/>
-        <w:rPr>
-          <w:sz w:val="28"/>
-        </w:rPr>
-      </w:pPr>
-      <w:r>
-        <w:rPr>
-          <w:sz w:val="28"/>
-        </w:rPr>
-        <w:t>Отрисовка выполняется функцией drawBoard(). Сначала очищается окно, затем рисуется верхняя область и клетки сетки. После этого рисуются цветные пути и точки.</w:t>
-      </w:r>
-    </w:p>
-    <w:p>
-      <w:pPr>
-        <w:spacing w:lineRule="auto" w:line="360"/>
-        <w:ind w:firstLine="708"/>
-        <w:jc w:val="both"/>
-        <w:rPr>
-          <w:sz w:val="28"/>
-        </w:rPr>
-      </w:pPr>
-      <w:r>
-        <w:rPr>
-          <w:sz w:val="28"/>
-        </w:rPr>
-        <w:t>Функция drawLine() создает прямоугольник между двумя соседними клетками и добавляет круглые элементы на его концах. Функция drawDot() рисует цветную точку из нескольких окружностей.</w:t>
-      </w:r>
-    </w:p>
-    <w:p>
-      <w:pPr>
-        <w:spacing w:lineRule="auto" w:line="360"/>
-        <w:ind w:firstLine="708"/>
-        <w:jc w:val="both"/>
-        <w:rPr>
-          <w:sz w:val="28"/>
-        </w:rPr>
-      </w:pPr>
-      <w:r>
-        <w:rPr>
-          <w:sz w:val="28"/>
-        </w:rPr>
-        <w:t>Для создания уровней используется функция createLevel(). Сначала формируется последовательность всех клеток поля. Она создается функцией makeSnake(): одна строка проходит слева направо, следующая справа налево, поэтому последовательность остается непрерывной.</w:t>
-      </w:r>
-    </w:p>
-    <w:p>
-      <w:pPr>
-        <w:spacing w:lineRule="auto" w:line="360"/>
-        <w:ind w:firstLine="708"/>
-        <w:jc w:val="both"/>
-        <w:rPr>
-          <w:sz w:val="28"/>
-        </w:rPr>
-      </w:pPr>
-      <w:r>
-        <w:rPr>
-          <w:sz w:val="28"/>
-        </w:rPr>
-        <w:t>Полученная последовательность из 25 клеток разбивается на четыре участка. Для каждого участка первая и последняя клетка становятся двумя точками одного цвета.</w:t>
-      </w:r>
-    </w:p>
-    <w:p>
-      <w:pPr>
-        <w:spacing w:lineRule="auto" w:line="360"/>
-        <w:ind w:firstLine="708"/>
-        <w:jc w:val="both"/>
-        <w:rPr>
-          <w:sz w:val="28"/>
-        </w:rPr>
-      </w:pPr>
-      <w:r>
-        <w:rPr>
-          <w:sz w:val="28"/>
-        </w:rPr>
-        <w:t>Длины участков составляют 7, 6, 6 и 6 клеток. Их сумма равна 25, поэтому участки вместе покрывают все клетки игрового поля.</w:t>
-      </w:r>
-    </w:p>
-    <w:p>
-      <w:pPr>
-        <w:spacing w:lineRule="auto" w:line="360"/>
-        <w:ind w:firstLine="708"/>
-        <w:jc w:val="both"/>
-        <w:rPr>
-          <w:sz w:val="28"/>
-        </w:rPr>
-      </w:pPr>
-      <w:r>
-        <w:rPr>
-          <w:sz w:val="28"/>
-        </w:rPr>
-        <w:t>Для изменения расположения точек используется переменная transform. В зависимости от номера уровня координаты отражаются или поворачиваются. Благодаря этому следующие уровни имеют другое расположение пар.</w:t>
-      </w:r>
-    </w:p>
-    <w:p>
-      <w:pPr>
-        <w:spacing w:lineRule="auto" w:line="360"/>
-        <w:ind w:firstLine="708"/>
-        <w:jc w:val="both"/>
-        <w:rPr>
-          <w:sz w:val="28"/>
-        </w:rPr>
-      </w:pPr>
-      <w:r>
-        <w:rPr>
-          <w:sz w:val="28"/>
-        </w:rPr>
-        <w:t>После изменения номера уровня функция reset() снова вызывает createLevel(), поэтому переход на следующий уровень выполняется автоматически.</w:t>
-      </w:r>
-    </w:p>
-    <w:p>
-      <w:pPr>
-        <w:spacing w:lineRule="auto" w:line="360"/>
-        <w:ind w:firstLine="708"/>
-        <w:jc w:val="both"/>
-        <w:rPr>
-          <w:sz w:val="28"/>
-        </w:rPr>
-      </w:pPr>
-      <w:r>
-        <w:rPr>
-          <w:sz w:val="28"/>
-        </w:rPr>
-        <w:t>Счет хранится в переменной score. За каждый решенный уровень к нему прибавляется 100. Номер текущего уровня хранится в level и также выводится в заголовке окна.</w:t>
-      </w:r>
-    </w:p>
-    <w:p>
-      <w:pPr>
-        <w:spacing w:lineRule="auto" w:line="360"/>
-        <w:ind w:firstLine="708"/>
-        <w:jc w:val="both"/>
-        <w:rPr>
-          <w:sz w:val="28"/>
-        </w:rPr>
-      </w:pPr>
-      <w:r>
-        <w:rPr>
-          <w:sz w:val="28"/>
-        </w:rPr>
-        <w:t>Таким образом, программа разделена на логические части: создание уровня, обработку ввода, хранение путей, проверку результата и отрисовку. Все эти части взаимодействуют внутри основного игрового цикла.</w:t>
-      </w:r>
-    </w:p>
-    <w:p>
-      <w:pPr>
-        <w:spacing w:lineRule="auto" w:line="360"/>
-        <w:jc w:val="both"/>
-        <w:rPr>
-          <w:sz w:val="28"/>
-        </w:rPr>
-      </w:pPr>
-    </w:p>
-    <w:p>
-      <w:pPr>
-        <w:spacing w:lineRule="auto" w:line="360" w:beforeAutospacing="0" w:afterAutospacing="0"/>
-        <w:jc w:val="center"/>
-        <w:rPr>
-          <w:sz w:val="28"/>
-        </w:rPr>
-      </w:pPr>
-    </w:p>
-    <w:p>
-      <w:pPr>
-        <w:pStyle w:val="P1"/>
-        <w:numPr>
-          <w:ilvl w:val="0"/>
-          <w:numId w:val="0"/>
-        </w:numPr>
-        <w:ind w:firstLine="709" w:left="0"/>
-      </w:pPr>
-      <w:bookmarkStart w:id="5" w:name="_Toc239864368"/>
-      <w:r>
-        <w:t>Сборка программы</w:t>
-      </w:r>
-      <w:bookmarkEnd w:id="5"/>
-    </w:p>
-    <w:p>
-      <w:pPr>
-        <w:spacing w:lineRule="auto" w:line="360"/>
-        <w:jc w:val="both"/>
-        <w:rPr>
-          <w:sz w:val="28"/>
-        </w:rPr>
-      </w:pPr>
-      <w:r>
-        <w:rPr>
-          <w:sz w:val="28"/>
-        </w:rPr>
-        <w:tab/>
-        <w:t>Для сборки проекта используются компилятор C++, библиотека SFML и система CMake. В разработанном проекте используется SFML 3.1.0 и стандарт C++17.</w:t>
-      </w:r>
-    </w:p>
-    <w:p>
-      <w:pPr>
-        <w:spacing w:lineRule="auto" w:line="360"/>
-        <w:ind w:firstLine="708"/>
-        <w:jc w:val="both"/>
-        <w:rPr>
-          <w:sz w:val="28"/>
-        </w:rPr>
-      </w:pPr>
-      <w:r>
-        <w:rPr>
-          <w:sz w:val="28"/>
-        </w:rPr>
-        <w:t>Проект расположен в папке C:\FlowGame, а библиотека SFML – в папке C:\SFML. В файле CMakeLists.txt указывается стандарт C++17, путь к конфигурации SFML и необходимые компоненты Graphics, Window и System.</w:t>
-      </w:r>
-    </w:p>
-    <w:p>
-      <w:pPr>
-        <w:spacing w:lineRule="auto" w:line="360"/>
-        <w:ind w:firstLine="708"/>
-        <w:jc w:val="both"/>
-        <w:rPr>
-          <w:sz w:val="28"/>
-        </w:rPr>
-      </w:pPr>
-      <w:r>
-        <w:rPr>
-          <w:sz w:val="28"/>
-        </w:rPr>
-        <w:t>Для первоначальной настройки проекта используется команда:</w:t>
-      </w:r>
-    </w:p>
-    <w:p>
-      <w:pPr>
-        <w:spacing w:lineRule="auto" w:line="360"/>
-        <w:jc w:val="center"/>
-        <w:rPr>
-          <w:sz w:val="28"/>
-        </w:rPr>
-      </w:pPr>
-      <w:r>
-        <w:rPr>
-          <w:sz w:val="28"/>
-        </w:rPr>
-        <w:t>cmake -G "MinGW Makefiles" -B build -S .</w:t>
-      </w:r>
-    </w:p>
-    <w:p>
-      <w:pPr>
-        <w:spacing w:lineRule="auto" w:line="360"/>
-        <w:ind w:firstLine="708"/>
-        <w:jc w:val="both"/>
-        <w:rPr>
-          <w:sz w:val="28"/>
-        </w:rPr>
-      </w:pPr>
-      <w:r>
-        <w:rPr>
-          <w:sz w:val="28"/>
-        </w:rPr>
-        <w:t>После настройки выполняется сборка:</w:t>
-      </w:r>
-    </w:p>
-    <w:p>
-      <w:pPr>
-        <w:spacing w:lineRule="auto" w:line="360"/>
-        <w:jc w:val="center"/>
-        <w:rPr>
-          <w:sz w:val="28"/>
-        </w:rPr>
-      </w:pPr>
-      <w:r>
-        <w:rPr>
-          <w:sz w:val="28"/>
-        </w:rPr>
-        <w:t>cmake --build build</w:t>
-      </w:r>
-    </w:p>
-    <w:p>
-      <w:pPr>
-        <w:spacing w:lineRule="auto" w:line="360"/>
-        <w:ind w:firstLine="708"/>
-        <w:jc w:val="both"/>
-        <w:rPr>
-          <w:sz w:val="28"/>
-        </w:rPr>
-      </w:pPr>
-      <w:r>
-        <w:rPr>
-          <w:sz w:val="28"/>
-        </w:rPr>
-        <w:t>Запуск готовой программы:</w:t>
-      </w:r>
-    </w:p>
-    <w:p>
-      <w:pPr>
-        <w:spacing w:lineRule="auto" w:line="360"/>
-        <w:jc w:val="center"/>
-        <w:rPr>
-          <w:sz w:val="28"/>
-        </w:rPr>
-      </w:pPr>
-      <w:r>
-        <w:rPr>
-          <w:sz w:val="28"/>
-        </w:rPr>
-        <w:t>.\build\FlowGame.exe</w:t>
-      </w:r>
-    </w:p>
-    <w:p>
-      <w:pPr>
-        <w:spacing w:lineRule="auto" w:line="360" w:beforeAutospacing="0" w:afterAutospacing="0"/>
-        <w:jc w:val="both"/>
-        <w:rPr>
-          <w:sz w:val="28"/>
-        </w:rPr>
-      </w:pPr>
-    </w:p>
-    <w:p>
-      <w:pPr>
-        <w:pStyle w:val="P1"/>
-        <w:numPr>
-          <w:ilvl w:val="0"/>
-          <w:numId w:val="0"/>
-        </w:numPr>
-        <w:ind w:firstLine="0" w:left="0"/>
-      </w:pPr>
-      <w:bookmarkStart w:id="6" w:name="_Toc239864369"/>
-      <w:r>
-        <w:t>Руководство пользователя</w:t>
-      </w:r>
-      <w:bookmarkEnd w:id="6"/>
-    </w:p>
-    <w:p>
-      <w:pPr>
-        <w:spacing w:lineRule="auto" w:line="360"/>
-        <w:ind w:firstLine="708"/>
-        <w:jc w:val="both"/>
-        <w:rPr>
-          <w:sz w:val="28"/>
-        </w:rPr>
-      </w:pPr>
-      <w:r>
-        <w:rPr>
-          <w:sz w:val="28"/>
-        </w:rPr>
-        <w:t>После запуска программы открывается игровое поле размером 5 на 5 клеток. В заголовке окна отображаются номер текущего уровня и количество набранных очков.</w:t>
-      </w:r>
-    </w:p>
-    <w:p>
-      <w:pPr>
-        <w:spacing w:lineRule="auto" w:line="360"/>
-        <w:ind w:firstLine="708"/>
-        <w:jc w:val="both"/>
-        <w:rPr>
-          <w:sz w:val="28"/>
-        </w:rPr>
-      </w:pPr>
-      <w:r>
-        <w:rPr>
-          <w:sz w:val="28"/>
-        </w:rPr>
-        <w:t>Для начала построения линии необходимо нажать левой кнопкой мыши на одну из цветных точек. Не отпуская кнопку, нужно перемещать курсор по соседним клеткам.</w:t>
-      </w:r>
-    </w:p>
-    <w:p>
-      <w:pPr>
-        <w:spacing w:lineRule="auto" w:line="360"/>
-        <w:ind w:firstLine="708"/>
-        <w:jc w:val="both"/>
-        <w:rPr>
-          <w:sz w:val="28"/>
-        </w:rPr>
-      </w:pPr>
-      <w:r>
-        <w:rPr>
-          <w:sz w:val="28"/>
-        </w:rPr>
-        <w:t>Перемещение возможно только по горизонтали и вертикали. Клетка, занятая линией другого цвета, недоступна.</w:t>
-      </w:r>
-    </w:p>
-    <w:p>
-      <w:pPr>
-        <w:spacing w:lineRule="auto" w:line="360"/>
-        <w:ind w:firstLine="708"/>
-        <w:jc w:val="both"/>
-        <w:rPr>
-          <w:sz w:val="28"/>
-        </w:rPr>
-      </w:pPr>
-      <w:r>
-        <w:rPr>
-          <w:sz w:val="28"/>
-        </w:rPr>
-        <w:t>Для завершения соединения необходимо провести линию до точки такого же цвета. Аналогично нужно соединить остальные три пары.</w:t>
-      </w:r>
-    </w:p>
-    <w:p>
-      <w:pPr>
-        <w:spacing w:lineRule="auto" w:line="360"/>
-        <w:ind w:firstLine="708"/>
-        <w:jc w:val="both"/>
-        <w:rPr>
-          <w:sz w:val="28"/>
-        </w:rPr>
-      </w:pPr>
-      <w:r>
-        <w:rPr>
-          <w:sz w:val="28"/>
-        </w:rPr>
-        <w:t>После соединения всех пар программа проверяет, что линии занимают все 25 клеток игрового поля. Если условие выполнено, игрок получает 100 очков и автоматически переходит на следующий уровень.</w:t>
-      </w:r>
-    </w:p>
-    <w:p>
-      <w:pPr>
-        <w:spacing w:lineRule="auto" w:line="360"/>
-        <w:ind w:firstLine="708"/>
-        <w:jc w:val="both"/>
-        <w:rPr>
-          <w:sz w:val="28"/>
-        </w:rPr>
-      </w:pPr>
-      <w:r>
-        <w:rPr>
-          <w:sz w:val="28"/>
-        </w:rPr>
-        <w:t>Если пользователь вернулся на уже использованную клетку своего пути, часть пути после нее удаляется. Это позволяет исправлять построенную линию.</w:t>
-      </w:r>
-    </w:p>
-    <w:p>
-      <w:pPr>
-        <w:spacing w:lineRule="auto" w:line="360"/>
-        <w:ind w:firstLine="708"/>
-        <w:jc w:val="both"/>
-        <w:rPr>
-          <w:sz w:val="28"/>
-        </w:rPr>
-      </w:pPr>
-      <w:r>
-        <w:rPr>
-          <w:sz w:val="28"/>
-        </w:rPr>
-        <w:t>Для перезапуска текущего уровня необходимо нажать клавишу R. При этом текущий счет сохраняется, а построенные линии удаляются.</w:t>
-      </w:r>
-    </w:p>
-    <w:p>
-      <w:pPr>
-        <w:jc w:val="both"/>
-      </w:pPr>
-    </w:p>
-    <w:p>
-      <w:pPr>
-        <w:jc w:val="center"/>
-        <w:rPr>
+          <w:rFonts w:ascii="Times New Roman" w:hAnsi="Times New Roman"/>
           <w:sz w:val="28"/>
         </w:rPr>
       </w:pPr>
       <w:r>
         <w:drawing>
           <wp:inline xmlns:wp="http://schemas.openxmlformats.org/drawingml/2006/wordprocessingDrawing">
-            <wp:extent cx="3078480" cy="3810000"/>
+            <wp:extent cx="1691640" cy="4655820"/>
             <wp:docPr id="3" name="Picture 3"/>
             <a:graphic xmlns:a="http://schemas.openxmlformats.org/drawingml/2006/main">
               <a:graphicData uri="http://schemas.openxmlformats.org/drawingml/2006/picture">
@@ -2426,6 +2142,505 @@
                   <pic:spPr>
                     <a:xfrm>
                       <a:off x="0" y="0"/>
+                      <a:ext cx="1691640" cy="4655820"/>
+                    </a:xfrm>
+                    <a:prstGeom prst="rect"/>
+                    <a:noFill/>
+                  </pic:spPr>
+                </pic:pic>
+              </a:graphicData>
+            </a:graphic>
+          </wp:inline>
+        </w:drawing>
+      </w:r>
+    </w:p>
+    <w:p>
+      <w:pPr>
+        <w:keepNext w:val="0"/>
+        <w:widowControl w:val="1"/>
+        <w:shd w:val="clear" w:fill="auto"/>
+        <w:spacing w:lineRule="auto" w:line="360" w:beforeAutospacing="0" w:afterAutospacing="0"/>
+        <w:ind w:firstLine="708" w:left="0"/>
+        <w:jc w:val="center"/>
+        <w:rPr>
+          <w:rFonts w:ascii="Times New Roman" w:hAnsi="Times New Roman"/>
+          <w:sz w:val="28"/>
+        </w:rPr>
+      </w:pPr>
+      <w:r>
+        <w:rPr>
+          <w:rFonts w:ascii="Times New Roman" w:hAnsi="Times New Roman"/>
+          <w:sz w:val="28"/>
+        </w:rPr>
+        <w:t>Рисунок 2 - схема работы игрового процесса.</w:t>
+      </w:r>
+    </w:p>
+    <w:p>
+      <w:pPr>
+        <w:keepNext w:val="0"/>
+        <w:widowControl w:val="1"/>
+        <w:shd w:val="clear" w:fill="auto"/>
+        <w:spacing w:lineRule="auto" w:line="360" w:beforeAutospacing="0" w:afterAutospacing="0"/>
+        <w:ind w:firstLine="708" w:left="0"/>
+        <w:jc w:val="both"/>
+        <w:rPr>
+          <w:rFonts w:ascii="Times New Roman" w:hAnsi="Times New Roman"/>
+          <w:sz w:val="28"/>
+        </w:rPr>
+      </w:pPr>
+      <w:r>
+        <w:rPr>
+          <w:rFonts w:ascii="Times New Roman" w:hAnsi="Times New Roman"/>
+          <w:sz w:val="28"/>
+        </w:rPr>
+        <w:t>Метод connected() проверяет отдельный цвет. Он определяет, присутствуют ли обе конечные точки этого цвета в построенном пути. Если обе точки находятся в пути, цвет считается соединенным.</w:t>
+      </w:r>
+    </w:p>
+    <w:p>
+      <w:pPr>
+        <w:keepNext w:val="0"/>
+        <w:widowControl w:val="1"/>
+        <w:shd w:val="clear" w:fill="auto"/>
+        <w:spacing w:lineRule="auto" w:line="360" w:beforeAutospacing="0" w:afterAutospacing="0"/>
+        <w:ind w:firstLine="708" w:left="0"/>
+        <w:jc w:val="both"/>
+        <w:rPr>
+          <w:rFonts w:ascii="Times New Roman" w:hAnsi="Times New Roman"/>
+          <w:sz w:val="28"/>
+        </w:rPr>
+      </w:pPr>
+      <w:r>
+        <w:rPr>
+          <w:rFonts w:ascii="Times New Roman" w:hAnsi="Times New Roman"/>
+          <w:sz w:val="28"/>
+        </w:rPr>
+        <w:t>Метод completed() выполняет общую проверку уровня. Сначала проверяется каждый из четырех цветов. Если хотя бы одна пара точек не соединена, уровень считается незавершенным. Затем подсчитывается количество клеток, занятых всеми путями. Для поля размером 5×5 это количество должно быть равно 25.</w:t>
+      </w:r>
+    </w:p>
+    <w:p>
+      <w:pPr>
+        <w:keepNext w:val="0"/>
+        <w:widowControl w:val="1"/>
+        <w:shd w:val="clear" w:fill="auto"/>
+        <w:spacing w:lineRule="auto" w:line="360" w:beforeAutospacing="0" w:afterAutospacing="0"/>
+        <w:ind w:firstLine="708" w:left="0"/>
+        <w:jc w:val="both"/>
+        <w:rPr>
+          <w:rFonts w:ascii="Times New Roman" w:hAnsi="Times New Roman"/>
+          <w:sz w:val="28"/>
+        </w:rPr>
+      </w:pPr>
+      <w:r>
+        <w:rPr>
+          <w:rFonts w:ascii="Times New Roman" w:hAnsi="Times New Roman"/>
+          <w:sz w:val="28"/>
+        </w:rPr>
+        <w:t>Если уровень выполнен, игрок получает 100 очков, номер уровня увеличивается, и создается следующий уровень. В программе предусмотрено 100 уровней. После прохождения последнего уровня снова начинается первый.</w:t>
+      </w:r>
+    </w:p>
+    <w:p>
+      <w:pPr>
+        <w:keepNext w:val="0"/>
+        <w:widowControl w:val="1"/>
+        <w:shd w:val="clear" w:fill="auto"/>
+        <w:spacing w:lineRule="auto" w:line="360" w:beforeAutospacing="0" w:afterAutospacing="0"/>
+        <w:ind w:firstLine="708" w:left="0"/>
+        <w:jc w:val="both"/>
+        <w:rPr>
+          <w:rFonts w:ascii="Times New Roman" w:hAnsi="Times New Roman"/>
+          <w:sz w:val="28"/>
+        </w:rPr>
+      </w:pPr>
+      <w:r>
+        <w:rPr>
+          <w:rFonts w:ascii="Times New Roman" w:hAnsi="Times New Roman"/>
+          <w:sz w:val="28"/>
+        </w:rPr>
+        <w:t>Отрисовка игрового поля выполняется методом drawBoard(). Сначала очищается окно, затем рисуется верхняя часть окна и клетки игрового поля. После этого отображаются построенные цветные пути и точки.</w:t>
+      </w:r>
+    </w:p>
+    <w:p>
+      <w:pPr>
+        <w:keepNext w:val="0"/>
+        <w:widowControl w:val="1"/>
+        <w:shd w:val="clear" w:fill="auto"/>
+        <w:spacing w:lineRule="auto" w:line="360" w:beforeAutospacing="0" w:afterAutospacing="0"/>
+        <w:ind w:firstLine="708" w:left="0"/>
+        <w:jc w:val="both"/>
+        <w:rPr>
+          <w:rFonts w:ascii="Times New Roman" w:hAnsi="Times New Roman"/>
+          <w:sz w:val="28"/>
+        </w:rPr>
+      </w:pPr>
+      <w:r>
+        <w:rPr>
+          <w:rFonts w:ascii="Times New Roman" w:hAnsi="Times New Roman"/>
+          <w:sz w:val="28"/>
+        </w:rPr>
+        <w:t>Метод drawLine() используется для рисования участка пути между двумя соседними клетками. Метод drawDot() рисует цветную точку на игровом поле. Для создания более заметного вида точки используются несколько окружностей разного размера.</w:t>
+      </w:r>
+    </w:p>
+    <w:p>
+      <w:pPr>
+        <w:spacing w:lineRule="auto" w:line="360"/>
+        <w:ind w:firstLine="708"/>
+        <w:jc w:val="both"/>
+        <w:rPr>
+          <w:rFonts w:ascii="Times New Roman" w:hAnsi="Times New Roman"/>
+          <w:sz w:val="28"/>
+        </w:rPr>
+      </w:pPr>
+      <w:bookmarkStart w:id="11" w:name="_dx_frag_StartFragment"/>
+      <w:bookmarkEnd w:id="11"/>
+      <w:r>
+        <w:rPr>
+          <w:rFonts w:ascii="Times New Roman" w:hAnsi="Times New Roman"/>
+          <w:sz w:val="28"/>
+        </w:rPr>
+        <w:t>Таким образом, программа разделена на несколько частей. Point хранит информацию о точках, Level отвечает за создание и изменение уровней, а Game управляет игровым процессом, обработкой мыши, проверкой решения и отрисовкой. Такой вариант позволяет отдельно работать с созданием уровней, логикой игры и отображением игрового поля.</w:t>
+      </w:r>
+      <w:r>
+        <w:rPr>
+          <w:rFonts w:ascii="Times New Roman" w:hAnsi="Times New Roman"/>
+          <w:sz w:val="28"/>
+        </w:rPr>
+        <w:t> </w:t>
+      </w:r>
+      <w:r>
+        <w:rPr>
+          <w:rFonts w:ascii="Times New Roman" w:hAnsi="Times New Roman"/>
+          <w:sz w:val="28"/>
+        </w:rPr>
+        <w:t xml:space="preserve"> </w:t>
+      </w:r>
+    </w:p>
+    <w:p>
+      <w:pPr>
+        <w:spacing w:lineRule="auto" w:line="360" w:beforeAutospacing="0" w:afterAutospacing="0"/>
+        <w:jc w:val="both"/>
+        <w:rPr>
+          <w:sz w:val="28"/>
+        </w:rPr>
+      </w:pPr>
+    </w:p>
+    <w:p>
+      <w:pPr>
+        <w:spacing w:lineRule="auto" w:line="360" w:beforeAutospacing="0" w:afterAutospacing="0"/>
+        <w:jc w:val="center"/>
+        <w:rPr>
+          <w:sz w:val="28"/>
+        </w:rPr>
+      </w:pPr>
+    </w:p>
+    <w:p>
+      <w:pPr>
+        <w:pStyle w:val="P1"/>
+        <w:numPr>
+          <w:ilvl w:val="0"/>
+          <w:numId w:val="0"/>
+        </w:numPr>
+        <w:ind w:firstLine="709" w:left="0"/>
+      </w:pPr>
+      <w:bookmarkStart w:id="12" w:name="_Toc239864368"/>
+      <w:r>
+        <w:t>Сборка программы</w:t>
+      </w:r>
+      <w:bookmarkEnd w:id="12"/>
+    </w:p>
+    <w:p>
+      <w:pPr>
+        <w:spacing w:lineRule="auto" w:line="360" w:beforeAutospacing="0" w:afterAutospacing="0"/>
+        <w:jc w:val="both"/>
+        <w:rPr>
+          <w:sz w:val="28"/>
+        </w:rPr>
+      </w:pPr>
+      <w:r>
+        <w:rPr>
+          <w:sz w:val="28"/>
+        </w:rPr>
+        <w:tab/>
+        <w:t>Для сборки проекта используются компилятор C++, библиотека SFML и система CMake. В разработанном проекте используется SFML 3.1.0 и стандарт C++17.</w:t>
+      </w:r>
+    </w:p>
+    <w:p>
+      <w:pPr>
+        <w:spacing w:lineRule="auto" w:line="360" w:beforeAutospacing="0" w:afterAutospacing="0"/>
+        <w:ind w:firstLine="708"/>
+        <w:jc w:val="both"/>
+        <w:rPr>
+          <w:sz w:val="28"/>
+        </w:rPr>
+      </w:pPr>
+      <w:r>
+        <w:rPr>
+          <w:sz w:val="28"/>
+        </w:rPr>
+        <w:t>Проект расположен в папке C:\FlowGame, а библиотека SFML – в папке C:\SFML. В файле CMakeLists.txt указывается стандарт C++17, путь к конфигурации SFML и необходимые компоненты Graphics, Window и System.</w:t>
+      </w:r>
+    </w:p>
+    <w:p>
+      <w:pPr>
+        <w:spacing w:lineRule="auto" w:line="360" w:beforeAutospacing="0" w:afterAutospacing="0"/>
+        <w:ind w:firstLine="708"/>
+        <w:jc w:val="both"/>
+        <w:rPr>
+          <w:sz w:val="28"/>
+        </w:rPr>
+      </w:pPr>
+      <w:r>
+        <w:rPr>
+          <w:sz w:val="28"/>
+        </w:rPr>
+        <w:t>Для первоначальной настройки проекта используется команда:</w:t>
+      </w:r>
+    </w:p>
+    <w:p>
+      <w:pPr>
+        <w:spacing w:lineRule="auto" w:line="360" w:beforeAutospacing="0" w:afterAutospacing="0"/>
+        <w:jc w:val="both"/>
+        <w:rPr>
+          <w:sz w:val="28"/>
+        </w:rPr>
+      </w:pPr>
+      <w:r>
+        <w:rPr>
+          <w:sz w:val="28"/>
+        </w:rPr>
+        <w:t>cmake -G "MinGW Makefiles" -B build -S .</w:t>
+      </w:r>
+    </w:p>
+    <w:p>
+      <w:pPr>
+        <w:spacing w:lineRule="auto" w:line="360" w:beforeAutospacing="0" w:afterAutospacing="0"/>
+        <w:ind w:firstLine="708"/>
+        <w:jc w:val="both"/>
+        <w:rPr>
+          <w:sz w:val="28"/>
+        </w:rPr>
+      </w:pPr>
+      <w:r>
+        <w:rPr>
+          <w:sz w:val="28"/>
+        </w:rPr>
+        <w:t>После настройки выполняется сборка:</w:t>
+      </w:r>
+    </w:p>
+    <w:p>
+      <w:pPr>
+        <w:spacing w:lineRule="auto" w:line="360" w:beforeAutospacing="0" w:afterAutospacing="0"/>
+        <w:jc w:val="both"/>
+        <w:rPr>
+          <w:sz w:val="28"/>
+        </w:rPr>
+      </w:pPr>
+      <w:r>
+        <w:rPr>
+          <w:sz w:val="28"/>
+        </w:rPr>
+        <w:t>cmake --build build</w:t>
+      </w:r>
+    </w:p>
+    <w:p>
+      <w:pPr>
+        <w:spacing w:lineRule="auto" w:line="360" w:beforeAutospacing="0" w:afterAutospacing="0"/>
+        <w:ind w:firstLine="708"/>
+        <w:jc w:val="both"/>
+        <w:rPr>
+          <w:sz w:val="28"/>
+        </w:rPr>
+      </w:pPr>
+      <w:r>
+        <w:rPr>
+          <w:sz w:val="28"/>
+        </w:rPr>
+        <w:t>Запуск готовой программы:</w:t>
+      </w:r>
+    </w:p>
+    <w:p>
+      <w:pPr>
+        <w:spacing w:lineRule="auto" w:line="360" w:beforeAutospacing="0" w:afterAutospacing="0"/>
+        <w:jc w:val="both"/>
+        <w:rPr>
+          <w:sz w:val="28"/>
+        </w:rPr>
+      </w:pPr>
+      <w:r>
+        <w:rPr>
+          <w:sz w:val="28"/>
+        </w:rPr>
+        <w:t>.\build\FlowGame.exe</w:t>
+      </w:r>
+    </w:p>
+    <w:p>
+      <w:pPr>
+        <w:spacing w:lineRule="auto" w:line="360" w:beforeAutospacing="0" w:afterAutospacing="0"/>
+        <w:jc w:val="both"/>
+        <w:rPr>
+          <w:sz w:val="28"/>
+        </w:rPr>
+      </w:pPr>
+    </w:p>
+    <w:p>
+      <w:pPr>
+        <w:pStyle w:val="P1"/>
+        <w:numPr>
+          <w:ilvl w:val="0"/>
+          <w:numId w:val="0"/>
+        </w:numPr>
+        <w:ind w:firstLine="0" w:left="0"/>
+      </w:pPr>
+      <w:bookmarkStart w:id="13" w:name="_Toc239864369"/>
+      <w:r>
+        <w:t>Руководство пользователя</w:t>
+      </w:r>
+      <w:bookmarkEnd w:id="13"/>
+    </w:p>
+    <w:p>
+      <w:pPr>
+        <w:spacing w:lineRule="auto" w:line="360" w:beforeAutospacing="0" w:afterAutospacing="0"/>
+        <w:ind w:firstLine="708"/>
+        <w:jc w:val="both"/>
+        <w:rPr>
+          <w:sz w:val="28"/>
+        </w:rPr>
+      </w:pPr>
+      <w:r>
+        <w:rPr>
+          <w:sz w:val="28"/>
+        </w:rPr>
+        <w:t>После запуска программы открывается игровое поле размером 5 на 5 клеток. В заголовке окна отображаются номер текущего уровня и количество набранных очков.</w:t>
+      </w:r>
+    </w:p>
+    <w:p>
+      <w:pPr>
+        <w:spacing w:lineRule="auto" w:line="360" w:beforeAutospacing="0" w:afterAutospacing="0"/>
+        <w:ind w:firstLine="708"/>
+        <w:jc w:val="both"/>
+        <w:rPr>
+          <w:sz w:val="28"/>
+        </w:rPr>
+      </w:pPr>
+      <w:r>
+        <w:rPr>
+          <w:sz w:val="28"/>
+        </w:rPr>
+        <w:t>Для начала построения линии необходимо нажать левой кнопкой мыши на одну из цветных точек. Не отпуская кнопку, нужно перемещать курсор по соседним клеткам.</w:t>
+      </w:r>
+    </w:p>
+    <w:p>
+      <w:pPr>
+        <w:spacing w:lineRule="auto" w:line="360" w:beforeAutospacing="0" w:afterAutospacing="0"/>
+        <w:ind w:firstLine="708"/>
+        <w:jc w:val="both"/>
+        <w:rPr>
+          <w:sz w:val="28"/>
+        </w:rPr>
+      </w:pPr>
+      <w:r>
+        <w:rPr>
+          <w:sz w:val="28"/>
+        </w:rPr>
+        <w:t>Перемещение возможно только по горизонтали и вертикали. Клетка, занятая линией другого цвета, недоступна.</w:t>
+      </w:r>
+    </w:p>
+    <w:p>
+      <w:pPr>
+        <w:spacing w:lineRule="auto" w:line="360" w:beforeAutospacing="0" w:afterAutospacing="0"/>
+        <w:ind w:firstLine="708"/>
+        <w:jc w:val="both"/>
+        <w:rPr>
+          <w:sz w:val="28"/>
+        </w:rPr>
+      </w:pPr>
+      <w:r>
+        <w:rPr>
+          <w:sz w:val="28"/>
+        </w:rPr>
+        <w:t>Для завершения соединения необходимо провести линию до точки такого же цвета. Аналогично нужно соединить остальные три пары.</w:t>
+      </w:r>
+    </w:p>
+    <w:p>
+      <w:pPr>
+        <w:spacing w:lineRule="auto" w:line="360" w:beforeAutospacing="0" w:afterAutospacing="0"/>
+        <w:ind w:firstLine="708"/>
+        <w:jc w:val="both"/>
+        <w:rPr>
+          <w:sz w:val="28"/>
+        </w:rPr>
+      </w:pPr>
+      <w:r>
+        <w:rPr>
+          <w:sz w:val="28"/>
+        </w:rPr>
+        <w:t>После соединения всех пар программа проверяет, что линии занимают все 25 клеток игрового поля. Если условие выполнено, игрок получает 100 очков и автоматически переходит на следующий уровень.</w:t>
+      </w:r>
+    </w:p>
+    <w:p>
+      <w:pPr>
+        <w:spacing w:lineRule="auto" w:line="360" w:beforeAutospacing="0" w:afterAutospacing="0"/>
+        <w:ind w:firstLine="708"/>
+        <w:jc w:val="both"/>
+        <w:rPr>
+          <w:sz w:val="28"/>
+        </w:rPr>
+      </w:pPr>
+      <w:r>
+        <w:rPr>
+          <w:sz w:val="28"/>
+        </w:rPr>
+        <w:t>Если пользователь вернулся на уже использованную клетку своего пути, часть пути после нее удаляется. Это позволяет исправлять построенную линию.</w:t>
+      </w:r>
+    </w:p>
+    <w:p>
+      <w:pPr>
+        <w:spacing w:lineRule="auto" w:line="360" w:beforeAutospacing="0" w:afterAutospacing="0"/>
+        <w:ind w:firstLine="708"/>
+        <w:jc w:val="both"/>
+        <w:rPr>
+          <w:sz w:val="28"/>
+        </w:rPr>
+      </w:pPr>
+      <w:r>
+        <w:rPr>
+          <w:sz w:val="28"/>
+        </w:rPr>
+        <w:t>Для перезапуска текущего уровня необходимо нажать клавишу R. При этом текущий счет сохраняется, а построенные линии удаляются.</w:t>
+      </w:r>
+    </w:p>
+    <w:p>
+      <w:pPr>
+        <w:jc w:val="both"/>
+      </w:pPr>
+    </w:p>
+    <w:p>
+      <w:pPr>
+        <w:jc w:val="center"/>
+        <w:rPr>
+          <w:sz w:val="28"/>
+        </w:rPr>
+      </w:pPr>
+      <w:r>
+        <w:drawing>
+          <wp:inline xmlns:wp="http://schemas.openxmlformats.org/drawingml/2006/wordprocessingDrawing">
+            <wp:extent cx="3078480" cy="3810000"/>
+            <wp:docPr id="4" name="Picture 4"/>
+            <a:graphic xmlns:a="http://schemas.openxmlformats.org/drawingml/2006/main">
+              <a:graphicData uri="http://schemas.openxmlformats.org/drawingml/2006/picture">
+                <pic:pic xmlns:pic="http://schemas.openxmlformats.org/drawingml/2006/picture">
+                  <pic:nvPicPr>
+                    <pic:cNvPr id="4" name="Picture 4"/>
+                    <pic:cNvPicPr/>
+                  </pic:nvPicPr>
+                  <pic:blipFill>
+                    <a:blip xmlns:r="http://schemas.openxmlformats.org/officeDocument/2006/relationships" r:embed="Relimage4"/>
+                    <a:stretch>
+                      <a:fillRect/>
+                    </a:stretch>
+                  </pic:blipFill>
+                  <pic:spPr>
+                    <a:xfrm>
+                      <a:off x="0" y="0"/>
                       <a:ext cx="3078480" cy="3810000"/>
                     </a:xfrm>
                     <a:prstGeom prst="rect"/>
@@ -2460,10 +2675,16 @@
         </w:rPr>
         <w:t>Рисунок 2 – скриншот игрового поля</w:t>
       </w:r>
-    </w:p>
-    <w:p>
-      <w:pPr>
-        <w:spacing w:lineRule="auto" w:line="360"/>
+      <w:r>
+        <w:rPr>
+          <w:sz w:val="28"/>
+        </w:rPr>
+        <w:t>.</w:t>
+      </w:r>
+    </w:p>
+    <w:p>
+      <w:pPr>
+        <w:spacing w:lineRule="auto" w:line="360" w:beforeAutospacing="0" w:afterAutospacing="0"/>
         <w:jc w:val="both"/>
         <w:rPr>
           <w:sz w:val="28"/>
@@ -2495,11 +2716,11 @@
         </w:numPr>
         <w:ind w:firstLine="0" w:left="0"/>
       </w:pPr>
-      <w:bookmarkStart w:id="7" w:name="_Toc239864370"/>
+      <w:bookmarkStart w:id="14" w:name="_Toc239864370"/>
       <w:r>
         <w:t>Заключение</w:t>
       </w:r>
-      <w:bookmarkEnd w:id="7"/>
+      <w:bookmarkEnd w:id="14"/>
     </w:p>
     <w:p>
       <w:pPr>
